--- a/Research.docx
+++ b/Research.docx
@@ -114,7 +114,13 @@
     <w:sdt>
       <w:sdtPr>
         <w:rPr>
-          <w:lang w:val="de-DE"/>
+          <w:rFonts w:asciiTheme="minorHAnsi" w:eastAsiaTheme="minorHAnsi" w:hAnsiTheme="minorHAnsi" w:cstheme="minorBidi"/>
+          <w:color w:val="auto"/>
+          <w:kern w:val="2"/>
+          <w:sz w:val="24"/>
+          <w:szCs w:val="24"/>
+          <w:lang w:val="de-DE" w:eastAsia="en-US"/>
+          <w14:ligatures w14:val="standardContextual"/>
         </w:rPr>
         <w:id w:val="-1082834019"/>
         <w:docPartObj>
@@ -124,15 +130,8 @@
       </w:sdtPr>
       <w:sdtEndPr>
         <w:rPr>
-          <w:rFonts w:asciiTheme="minorHAnsi" w:eastAsiaTheme="minorHAnsi" w:hAnsiTheme="minorHAnsi" w:cstheme="minorBidi"/>
           <w:b/>
           <w:bCs/>
-          <w:color w:val="auto"/>
-          <w:kern w:val="2"/>
-          <w:sz w:val="24"/>
-          <w:szCs w:val="24"/>
-          <w:lang w:eastAsia="en-US"/>
-          <w14:ligatures w14:val="standardContextual"/>
         </w:rPr>
       </w:sdtEndPr>
       <w:sdtContent>
@@ -176,13 +175,13 @@
           <w:r>
             <w:fldChar w:fldCharType="separate"/>
           </w:r>
-          <w:hyperlink w:anchor="_Toc242884083" w:history="1">
+          <w:hyperlink w:anchor="_Toc242885516" w:history="1">
             <w:r>
               <w:rPr>
                 <w:rStyle w:val="Hyperlink"/>
                 <w:noProof/>
               </w:rPr>
-              <w:t>Mozzilla Firefox Add-ons:</w:t>
+              <w:t>Firefox / Chromium Browser</w:t>
             </w:r>
             <w:r>
               <w:rPr>
@@ -203,7 +202,7 @@
                 <w:noProof/>
                 <w:webHidden/>
               </w:rPr>
-              <w:instrText xml:space="preserve"> PAGEREF _Toc242884083 \h </w:instrText>
+              <w:instrText xml:space="preserve"> PAGEREF _Toc242885516 \h </w:instrText>
             </w:r>
             <w:r>
               <w:rPr>
@@ -223,7 +222,287 @@
                 <w:noProof/>
                 <w:webHidden/>
               </w:rPr>
-              <w:t>3</w:t>
+              <w:t>2</w:t>
+            </w:r>
+            <w:r>
+              <w:rPr>
+                <w:noProof/>
+                <w:webHidden/>
+              </w:rPr>
+              <w:fldChar w:fldCharType="end"/>
+            </w:r>
+          </w:hyperlink>
+        </w:p>
+        <w:p>
+          <w:pPr>
+            <w:pStyle w:val="Verzeichnis3"/>
+            <w:tabs>
+              <w:tab w:val="right" w:leader="dot" w:pos="9062"/>
+            </w:tabs>
+            <w:rPr>
+              <w:rFonts w:eastAsiaTheme="minorEastAsia"/>
+              <w:noProof/>
+              <w:lang w:eastAsia="de-AT"/>
+            </w:rPr>
+          </w:pPr>
+          <w:hyperlink w:anchor="_Toc242885517" w:history="1">
+            <w:r>
+              <w:rPr>
+                <w:rStyle w:val="Hyperlink"/>
+                <w:noProof/>
+              </w:rPr>
+              <w:t>Erster Build Dauer:</w:t>
+            </w:r>
+            <w:r>
+              <w:rPr>
+                <w:noProof/>
+                <w:webHidden/>
+              </w:rPr>
+              <w:tab/>
+            </w:r>
+            <w:r>
+              <w:rPr>
+                <w:noProof/>
+                <w:webHidden/>
+              </w:rPr>
+              <w:fldChar w:fldCharType="begin"/>
+            </w:r>
+            <w:r>
+              <w:rPr>
+                <w:noProof/>
+                <w:webHidden/>
+              </w:rPr>
+              <w:instrText xml:space="preserve"> PAGEREF _Toc242885517 \h </w:instrText>
+            </w:r>
+            <w:r>
+              <w:rPr>
+                <w:noProof/>
+                <w:webHidden/>
+              </w:rPr>
+            </w:r>
+            <w:r>
+              <w:rPr>
+                <w:noProof/>
+                <w:webHidden/>
+              </w:rPr>
+              <w:fldChar w:fldCharType="separate"/>
+            </w:r>
+            <w:r>
+              <w:rPr>
+                <w:noProof/>
+                <w:webHidden/>
+              </w:rPr>
+              <w:t>2</w:t>
+            </w:r>
+            <w:r>
+              <w:rPr>
+                <w:noProof/>
+                <w:webHidden/>
+              </w:rPr>
+              <w:fldChar w:fldCharType="end"/>
+            </w:r>
+          </w:hyperlink>
+        </w:p>
+        <w:p>
+          <w:pPr>
+            <w:pStyle w:val="Verzeichnis3"/>
+            <w:tabs>
+              <w:tab w:val="right" w:leader="dot" w:pos="9062"/>
+            </w:tabs>
+            <w:rPr>
+              <w:rFonts w:eastAsiaTheme="minorEastAsia"/>
+              <w:noProof/>
+              <w:lang w:eastAsia="de-AT"/>
+            </w:rPr>
+          </w:pPr>
+          <w:hyperlink w:anchor="_Toc242885518" w:history="1">
+            <w:r>
+              <w:rPr>
+                <w:rStyle w:val="Hyperlink"/>
+                <w:noProof/>
+              </w:rPr>
+              <w:t>In welchen Sprachen sind die beiden geschrieben:</w:t>
+            </w:r>
+            <w:r>
+              <w:rPr>
+                <w:noProof/>
+                <w:webHidden/>
+              </w:rPr>
+              <w:tab/>
+            </w:r>
+            <w:r>
+              <w:rPr>
+                <w:noProof/>
+                <w:webHidden/>
+              </w:rPr>
+              <w:fldChar w:fldCharType="begin"/>
+            </w:r>
+            <w:r>
+              <w:rPr>
+                <w:noProof/>
+                <w:webHidden/>
+              </w:rPr>
+              <w:instrText xml:space="preserve"> PAGEREF _Toc242885518 \h </w:instrText>
+            </w:r>
+            <w:r>
+              <w:rPr>
+                <w:noProof/>
+                <w:webHidden/>
+              </w:rPr>
+            </w:r>
+            <w:r>
+              <w:rPr>
+                <w:noProof/>
+                <w:webHidden/>
+              </w:rPr>
+              <w:fldChar w:fldCharType="separate"/>
+            </w:r>
+            <w:r>
+              <w:rPr>
+                <w:noProof/>
+                <w:webHidden/>
+              </w:rPr>
+              <w:t>2</w:t>
+            </w:r>
+            <w:r>
+              <w:rPr>
+                <w:noProof/>
+                <w:webHidden/>
+              </w:rPr>
+              <w:fldChar w:fldCharType="end"/>
+            </w:r>
+          </w:hyperlink>
+        </w:p>
+        <w:p>
+          <w:pPr>
+            <w:pStyle w:val="Verzeichnis3"/>
+            <w:tabs>
+              <w:tab w:val="right" w:leader="dot" w:pos="9062"/>
+            </w:tabs>
+            <w:rPr>
+              <w:rFonts w:eastAsiaTheme="minorEastAsia"/>
+              <w:noProof/>
+              <w:lang w:eastAsia="de-AT"/>
+            </w:rPr>
+          </w:pPr>
+          <w:hyperlink w:anchor="_Toc242885519" w:history="1">
+            <w:r>
+              <w:rPr>
+                <w:rStyle w:val="Hyperlink"/>
+                <w:noProof/>
+              </w:rPr>
+              <w:t>Vorteile bei beiden Browser Typen:</w:t>
+            </w:r>
+            <w:r>
+              <w:rPr>
+                <w:noProof/>
+                <w:webHidden/>
+              </w:rPr>
+              <w:tab/>
+            </w:r>
+            <w:r>
+              <w:rPr>
+                <w:noProof/>
+                <w:webHidden/>
+              </w:rPr>
+              <w:fldChar w:fldCharType="begin"/>
+            </w:r>
+            <w:r>
+              <w:rPr>
+                <w:noProof/>
+                <w:webHidden/>
+              </w:rPr>
+              <w:instrText xml:space="preserve"> PAGEREF _Toc242885519 \h </w:instrText>
+            </w:r>
+            <w:r>
+              <w:rPr>
+                <w:noProof/>
+                <w:webHidden/>
+              </w:rPr>
+            </w:r>
+            <w:r>
+              <w:rPr>
+                <w:noProof/>
+                <w:webHidden/>
+              </w:rPr>
+              <w:fldChar w:fldCharType="separate"/>
+            </w:r>
+            <w:r>
+              <w:rPr>
+                <w:noProof/>
+                <w:webHidden/>
+              </w:rPr>
+              <w:t>2</w:t>
+            </w:r>
+            <w:r>
+              <w:rPr>
+                <w:noProof/>
+                <w:webHidden/>
+              </w:rPr>
+              <w:fldChar w:fldCharType="end"/>
+            </w:r>
+          </w:hyperlink>
+        </w:p>
+        <w:p>
+          <w:pPr>
+            <w:pStyle w:val="Verzeichnis3"/>
+            <w:tabs>
+              <w:tab w:val="right" w:leader="dot" w:pos="9062"/>
+            </w:tabs>
+            <w:rPr>
+              <w:rFonts w:eastAsiaTheme="minorEastAsia"/>
+              <w:noProof/>
+              <w:lang w:eastAsia="de-AT"/>
+            </w:rPr>
+          </w:pPr>
+          <w:hyperlink w:anchor="_Toc242885520" w:history="1">
+            <w:r>
+              <w:rPr>
+                <w:rStyle w:val="Hyperlink"/>
+                <w:noProof/>
+              </w:rPr>
+              <w:t>Nachteil bei beiden Browser Typen:</w:t>
+            </w:r>
+            <w:r>
+              <w:rPr>
+                <w:noProof/>
+                <w:webHidden/>
+              </w:rPr>
+              <w:tab/>
+            </w:r>
+            <w:r>
+              <w:rPr>
+                <w:noProof/>
+                <w:webHidden/>
+              </w:rPr>
+              <w:fldChar w:fldCharType="begin"/>
+            </w:r>
+            <w:r>
+              <w:rPr>
+                <w:noProof/>
+                <w:webHidden/>
+              </w:rPr>
+              <w:instrText xml:space="preserve"> PAGEREF _Toc242885520 \h </w:instrText>
+            </w:r>
+            <w:r>
+              <w:rPr>
+                <w:noProof/>
+                <w:webHidden/>
+              </w:rPr>
+            </w:r>
+            <w:r>
+              <w:rPr>
+                <w:noProof/>
+                <w:webHidden/>
+              </w:rPr>
+              <w:fldChar w:fldCharType="separate"/>
+            </w:r>
+            <w:r>
+              <w:rPr>
+                <w:noProof/>
+                <w:webHidden/>
+              </w:rPr>
+              <w:t>2</w:t>
             </w:r>
             <w:r>
               <w:rPr>
@@ -246,13 +525,13 @@
               <w:lang w:eastAsia="de-AT"/>
             </w:rPr>
           </w:pPr>
-          <w:hyperlink w:anchor="_Toc242884084" w:history="1">
+          <w:hyperlink w:anchor="_Toc242885521" w:history="1">
             <w:r>
               <w:rPr>
                 <w:rStyle w:val="Hyperlink"/>
                 <w:noProof/>
               </w:rPr>
-              <w:t>Firefox / Chromium</w:t>
+              <w:t>Add-ons</w:t>
             </w:r>
             <w:r>
               <w:rPr>
@@ -273,7 +552,7 @@
                 <w:noProof/>
                 <w:webHidden/>
               </w:rPr>
-              <w:instrText xml:space="preserve"> PAGEREF _Toc242884084 \h </w:instrText>
+              <w:instrText xml:space="preserve"> PAGEREF _Toc242885521 \h </w:instrText>
             </w:r>
             <w:r>
               <w:rPr>
@@ -293,7 +572,77 @@
                 <w:noProof/>
                 <w:webHidden/>
               </w:rPr>
-              <w:t>5</w:t>
+              <w:t>3</w:t>
+            </w:r>
+            <w:r>
+              <w:rPr>
+                <w:noProof/>
+                <w:webHidden/>
+              </w:rPr>
+              <w:fldChar w:fldCharType="end"/>
+            </w:r>
+          </w:hyperlink>
+        </w:p>
+        <w:p>
+          <w:pPr>
+            <w:pStyle w:val="Verzeichnis2"/>
+            <w:tabs>
+              <w:tab w:val="right" w:leader="dot" w:pos="9062"/>
+            </w:tabs>
+            <w:rPr>
+              <w:rFonts w:eastAsiaTheme="minorEastAsia"/>
+              <w:noProof/>
+              <w:lang w:eastAsia="de-AT"/>
+            </w:rPr>
+          </w:pPr>
+          <w:hyperlink w:anchor="_Toc242885522" w:history="1">
+            <w:r>
+              <w:rPr>
+                <w:rStyle w:val="Hyperlink"/>
+                <w:noProof/>
+              </w:rPr>
+              <w:t>Beide zusammen</w:t>
+            </w:r>
+            <w:r>
+              <w:rPr>
+                <w:noProof/>
+                <w:webHidden/>
+              </w:rPr>
+              <w:tab/>
+            </w:r>
+            <w:r>
+              <w:rPr>
+                <w:noProof/>
+                <w:webHidden/>
+              </w:rPr>
+              <w:fldChar w:fldCharType="begin"/>
+            </w:r>
+            <w:r>
+              <w:rPr>
+                <w:noProof/>
+                <w:webHidden/>
+              </w:rPr>
+              <w:instrText xml:space="preserve"> PAGEREF _Toc242885522 \h </w:instrText>
+            </w:r>
+            <w:r>
+              <w:rPr>
+                <w:noProof/>
+                <w:webHidden/>
+              </w:rPr>
+            </w:r>
+            <w:r>
+              <w:rPr>
+                <w:noProof/>
+                <w:webHidden/>
+              </w:rPr>
+              <w:fldChar w:fldCharType="separate"/>
+            </w:r>
+            <w:r>
+              <w:rPr>
+                <w:noProof/>
+                <w:webHidden/>
+              </w:rPr>
+              <w:t>3</w:t>
             </w:r>
             <w:r>
               <w:rPr>
@@ -311,16 +660,18 @@
               <w:tab w:val="right" w:leader="dot" w:pos="9062"/>
             </w:tabs>
             <w:rPr>
+              <w:rFonts w:eastAsiaTheme="minorEastAsia"/>
               <w:noProof/>
+              <w:lang w:eastAsia="de-AT"/>
             </w:rPr>
           </w:pPr>
-          <w:hyperlink w:anchor="_Toc242884085" w:history="1">
+          <w:hyperlink w:anchor="_Toc242885523" w:history="1">
             <w:r>
               <w:rPr>
                 <w:rStyle w:val="Hyperlink"/>
                 <w:noProof/>
               </w:rPr>
-              <w:t>Erster Build Dauer:</w:t>
+              <w:t>Start der KI per Add-on</w:t>
             </w:r>
             <w:r>
               <w:rPr>
@@ -341,7 +692,7 @@
                 <w:noProof/>
                 <w:webHidden/>
               </w:rPr>
-              <w:instrText xml:space="preserve"> PAGEREF _Toc242884085 \h </w:instrText>
+              <w:instrText xml:space="preserve"> PAGEREF _Toc242885523 \h </w:instrText>
             </w:r>
             <w:r>
               <w:rPr>
@@ -361,7 +712,7 @@
                 <w:noProof/>
                 <w:webHidden/>
               </w:rPr>
-              <w:t>5</w:t>
+              <w:t>3</w:t>
             </w:r>
             <w:r>
               <w:rPr>
@@ -379,16 +730,18 @@
               <w:tab w:val="right" w:leader="dot" w:pos="9062"/>
             </w:tabs>
             <w:rPr>
+              <w:rFonts w:eastAsiaTheme="minorEastAsia"/>
               <w:noProof/>
+              <w:lang w:eastAsia="de-AT"/>
             </w:rPr>
           </w:pPr>
-          <w:hyperlink w:anchor="_Toc242884086" w:history="1">
+          <w:hyperlink w:anchor="_Toc242885524" w:history="1">
             <w:r>
               <w:rPr>
                 <w:rStyle w:val="Hyperlink"/>
                 <w:noProof/>
               </w:rPr>
-              <w:t>In welchen Sprachen sind die beiden geschrieben:</w:t>
+              <w:t>Zusammenfassende Kernfunktionen</w:t>
             </w:r>
             <w:r>
               <w:rPr>
@@ -409,7 +762,7 @@
                 <w:noProof/>
                 <w:webHidden/>
               </w:rPr>
-              <w:instrText xml:space="preserve"> PAGEREF _Toc242884086 \h </w:instrText>
+              <w:instrText xml:space="preserve"> PAGEREF _Toc242885524 \h </w:instrText>
             </w:r>
             <w:r>
               <w:rPr>
@@ -429,7 +782,7 @@
                 <w:noProof/>
                 <w:webHidden/>
               </w:rPr>
-              <w:t>5</w:t>
+              <w:t>4</w:t>
             </w:r>
             <w:r>
               <w:rPr>
@@ -447,16 +800,18 @@
               <w:tab w:val="right" w:leader="dot" w:pos="9062"/>
             </w:tabs>
             <w:rPr>
+              <w:rFonts w:eastAsiaTheme="minorEastAsia"/>
               <w:noProof/>
+              <w:lang w:eastAsia="de-AT"/>
             </w:rPr>
           </w:pPr>
-          <w:hyperlink w:anchor="_Toc242884087" w:history="1">
+          <w:hyperlink w:anchor="_Toc242885525" w:history="1">
             <w:r>
               <w:rPr>
                 <w:rStyle w:val="Hyperlink"/>
                 <w:noProof/>
               </w:rPr>
-              <w:t>Vorteile bei beiden Browser Typen:</w:t>
+              <w:t>Installation</w:t>
             </w:r>
             <w:r>
               <w:rPr>
@@ -477,7 +832,77 @@
                 <w:noProof/>
                 <w:webHidden/>
               </w:rPr>
-              <w:instrText xml:space="preserve"> PAGEREF _Toc242884087 \h </w:instrText>
+              <w:instrText xml:space="preserve"> PAGEREF _Toc242885525 \h </w:instrText>
+            </w:r>
+            <w:r>
+              <w:rPr>
+                <w:noProof/>
+                <w:webHidden/>
+              </w:rPr>
+            </w:r>
+            <w:r>
+              <w:rPr>
+                <w:noProof/>
+                <w:webHidden/>
+              </w:rPr>
+              <w:fldChar w:fldCharType="separate"/>
+            </w:r>
+            <w:r>
+              <w:rPr>
+                <w:noProof/>
+                <w:webHidden/>
+              </w:rPr>
+              <w:t>4</w:t>
+            </w:r>
+            <w:r>
+              <w:rPr>
+                <w:noProof/>
+                <w:webHidden/>
+              </w:rPr>
+              <w:fldChar w:fldCharType="end"/>
+            </w:r>
+          </w:hyperlink>
+        </w:p>
+        <w:p>
+          <w:pPr>
+            <w:pStyle w:val="Verzeichnis2"/>
+            <w:tabs>
+              <w:tab w:val="right" w:leader="dot" w:pos="9062"/>
+            </w:tabs>
+            <w:rPr>
+              <w:rFonts w:eastAsiaTheme="minorEastAsia"/>
+              <w:noProof/>
+              <w:lang w:eastAsia="de-AT"/>
+            </w:rPr>
+          </w:pPr>
+          <w:hyperlink w:anchor="_Toc242885526" w:history="1">
+            <w:r>
+              <w:rPr>
+                <w:rStyle w:val="Hyperlink"/>
+                <w:noProof/>
+              </w:rPr>
+              <w:t>Firefox</w:t>
+            </w:r>
+            <w:r>
+              <w:rPr>
+                <w:noProof/>
+                <w:webHidden/>
+              </w:rPr>
+              <w:tab/>
+            </w:r>
+            <w:r>
+              <w:rPr>
+                <w:noProof/>
+                <w:webHidden/>
+              </w:rPr>
+              <w:fldChar w:fldCharType="begin"/>
+            </w:r>
+            <w:r>
+              <w:rPr>
+                <w:noProof/>
+                <w:webHidden/>
+              </w:rPr>
+              <w:instrText xml:space="preserve"> PAGEREF _Toc242885526 \h </w:instrText>
             </w:r>
             <w:r>
               <w:rPr>
@@ -515,16 +940,18 @@
               <w:tab w:val="right" w:leader="dot" w:pos="9062"/>
             </w:tabs>
             <w:rPr>
+              <w:rFonts w:eastAsiaTheme="minorEastAsia"/>
               <w:noProof/>
+              <w:lang w:eastAsia="de-AT"/>
             </w:rPr>
           </w:pPr>
-          <w:hyperlink w:anchor="_Toc242884088" w:history="1">
+          <w:hyperlink w:anchor="_Toc242885527" w:history="1">
             <w:r>
               <w:rPr>
                 <w:rStyle w:val="Hyperlink"/>
                 <w:noProof/>
               </w:rPr>
-              <w:t>Nachteil bei beiden Browser Typen:</w:t>
+              <w:t>Was dürfen Firefox Add-ons nicht</w:t>
             </w:r>
             <w:r>
               <w:rPr>
@@ -545,7 +972,7 @@
                 <w:noProof/>
                 <w:webHidden/>
               </w:rPr>
-              <w:instrText xml:space="preserve"> PAGEREF _Toc242884088 \h </w:instrText>
+              <w:instrText xml:space="preserve"> PAGEREF _Toc242885527 \h </w:instrText>
             </w:r>
             <w:r>
               <w:rPr>
@@ -566,6 +993,286 @@
                 <w:webHidden/>
               </w:rPr>
               <w:t>5</w:t>
+            </w:r>
+            <w:r>
+              <w:rPr>
+                <w:noProof/>
+                <w:webHidden/>
+              </w:rPr>
+              <w:fldChar w:fldCharType="end"/>
+            </w:r>
+          </w:hyperlink>
+        </w:p>
+        <w:p>
+          <w:pPr>
+            <w:pStyle w:val="Verzeichnis3"/>
+            <w:tabs>
+              <w:tab w:val="right" w:leader="dot" w:pos="9062"/>
+            </w:tabs>
+            <w:rPr>
+              <w:rFonts w:eastAsiaTheme="minorEastAsia"/>
+              <w:noProof/>
+              <w:lang w:eastAsia="de-AT"/>
+            </w:rPr>
+          </w:pPr>
+          <w:hyperlink w:anchor="_Toc242885528" w:history="1">
+            <w:r>
+              <w:rPr>
+                <w:rStyle w:val="Hyperlink"/>
+                <w:noProof/>
+              </w:rPr>
+              <w:t>Wie groß können Firefox Add-on sein</w:t>
+            </w:r>
+            <w:r>
+              <w:rPr>
+                <w:noProof/>
+                <w:webHidden/>
+              </w:rPr>
+              <w:tab/>
+            </w:r>
+            <w:r>
+              <w:rPr>
+                <w:noProof/>
+                <w:webHidden/>
+              </w:rPr>
+              <w:fldChar w:fldCharType="begin"/>
+            </w:r>
+            <w:r>
+              <w:rPr>
+                <w:noProof/>
+                <w:webHidden/>
+              </w:rPr>
+              <w:instrText xml:space="preserve"> PAGEREF _Toc242885528 \h </w:instrText>
+            </w:r>
+            <w:r>
+              <w:rPr>
+                <w:noProof/>
+                <w:webHidden/>
+              </w:rPr>
+            </w:r>
+            <w:r>
+              <w:rPr>
+                <w:noProof/>
+                <w:webHidden/>
+              </w:rPr>
+              <w:fldChar w:fldCharType="separate"/>
+            </w:r>
+            <w:r>
+              <w:rPr>
+                <w:noProof/>
+                <w:webHidden/>
+              </w:rPr>
+              <w:t>5</w:t>
+            </w:r>
+            <w:r>
+              <w:rPr>
+                <w:noProof/>
+                <w:webHidden/>
+              </w:rPr>
+              <w:fldChar w:fldCharType="end"/>
+            </w:r>
+          </w:hyperlink>
+        </w:p>
+        <w:p>
+          <w:pPr>
+            <w:pStyle w:val="Verzeichnis2"/>
+            <w:tabs>
+              <w:tab w:val="right" w:leader="dot" w:pos="9062"/>
+            </w:tabs>
+            <w:rPr>
+              <w:rFonts w:eastAsiaTheme="minorEastAsia"/>
+              <w:noProof/>
+              <w:lang w:eastAsia="de-AT"/>
+            </w:rPr>
+          </w:pPr>
+          <w:hyperlink w:anchor="_Toc242885529" w:history="1">
+            <w:r>
+              <w:rPr>
+                <w:rStyle w:val="Hyperlink"/>
+                <w:noProof/>
+              </w:rPr>
+              <w:t>Chrome</w:t>
+            </w:r>
+            <w:r>
+              <w:rPr>
+                <w:noProof/>
+                <w:webHidden/>
+              </w:rPr>
+              <w:tab/>
+            </w:r>
+            <w:r>
+              <w:rPr>
+                <w:noProof/>
+                <w:webHidden/>
+              </w:rPr>
+              <w:fldChar w:fldCharType="begin"/>
+            </w:r>
+            <w:r>
+              <w:rPr>
+                <w:noProof/>
+                <w:webHidden/>
+              </w:rPr>
+              <w:instrText xml:space="preserve"> PAGEREF _Toc242885529 \h </w:instrText>
+            </w:r>
+            <w:r>
+              <w:rPr>
+                <w:noProof/>
+                <w:webHidden/>
+              </w:rPr>
+            </w:r>
+            <w:r>
+              <w:rPr>
+                <w:noProof/>
+                <w:webHidden/>
+              </w:rPr>
+              <w:fldChar w:fldCharType="separate"/>
+            </w:r>
+            <w:r>
+              <w:rPr>
+                <w:noProof/>
+                <w:webHidden/>
+              </w:rPr>
+              <w:t>6</w:t>
+            </w:r>
+            <w:r>
+              <w:rPr>
+                <w:noProof/>
+                <w:webHidden/>
+              </w:rPr>
+              <w:fldChar w:fldCharType="end"/>
+            </w:r>
+          </w:hyperlink>
+        </w:p>
+        <w:p>
+          <w:pPr>
+            <w:pStyle w:val="Verzeichnis3"/>
+            <w:tabs>
+              <w:tab w:val="right" w:leader="dot" w:pos="9062"/>
+            </w:tabs>
+            <w:rPr>
+              <w:rFonts w:eastAsiaTheme="minorEastAsia"/>
+              <w:noProof/>
+              <w:lang w:eastAsia="de-AT"/>
+            </w:rPr>
+          </w:pPr>
+          <w:hyperlink w:anchor="_Toc242885530" w:history="1">
+            <w:r>
+              <w:rPr>
+                <w:rStyle w:val="Hyperlink"/>
+                <w:noProof/>
+              </w:rPr>
+              <w:t>Was dürfen Chromium Add-ons nicht</w:t>
+            </w:r>
+            <w:r>
+              <w:rPr>
+                <w:noProof/>
+                <w:webHidden/>
+              </w:rPr>
+              <w:tab/>
+            </w:r>
+            <w:r>
+              <w:rPr>
+                <w:noProof/>
+                <w:webHidden/>
+              </w:rPr>
+              <w:fldChar w:fldCharType="begin"/>
+            </w:r>
+            <w:r>
+              <w:rPr>
+                <w:noProof/>
+                <w:webHidden/>
+              </w:rPr>
+              <w:instrText xml:space="preserve"> PAGEREF _Toc242885530 \h </w:instrText>
+            </w:r>
+            <w:r>
+              <w:rPr>
+                <w:noProof/>
+                <w:webHidden/>
+              </w:rPr>
+            </w:r>
+            <w:r>
+              <w:rPr>
+                <w:noProof/>
+                <w:webHidden/>
+              </w:rPr>
+              <w:fldChar w:fldCharType="separate"/>
+            </w:r>
+            <w:r>
+              <w:rPr>
+                <w:noProof/>
+                <w:webHidden/>
+              </w:rPr>
+              <w:t>6</w:t>
+            </w:r>
+            <w:r>
+              <w:rPr>
+                <w:noProof/>
+                <w:webHidden/>
+              </w:rPr>
+              <w:fldChar w:fldCharType="end"/>
+            </w:r>
+          </w:hyperlink>
+        </w:p>
+        <w:p>
+          <w:pPr>
+            <w:pStyle w:val="Verzeichnis3"/>
+            <w:tabs>
+              <w:tab w:val="right" w:leader="dot" w:pos="9062"/>
+            </w:tabs>
+            <w:rPr>
+              <w:rFonts w:eastAsiaTheme="minorEastAsia"/>
+              <w:noProof/>
+              <w:lang w:eastAsia="de-AT"/>
+            </w:rPr>
+          </w:pPr>
+          <w:hyperlink w:anchor="_Toc242885531" w:history="1">
+            <w:r>
+              <w:rPr>
+                <w:rStyle w:val="Hyperlink"/>
+                <w:noProof/>
+              </w:rPr>
+              <w:t>Wie groß können Chromium Add-on sein</w:t>
+            </w:r>
+            <w:r>
+              <w:rPr>
+                <w:noProof/>
+                <w:webHidden/>
+              </w:rPr>
+              <w:tab/>
+            </w:r>
+            <w:r>
+              <w:rPr>
+                <w:noProof/>
+                <w:webHidden/>
+              </w:rPr>
+              <w:fldChar w:fldCharType="begin"/>
+            </w:r>
+            <w:r>
+              <w:rPr>
+                <w:noProof/>
+                <w:webHidden/>
+              </w:rPr>
+              <w:instrText xml:space="preserve"> PAGEREF _Toc242885531 \h </w:instrText>
+            </w:r>
+            <w:r>
+              <w:rPr>
+                <w:noProof/>
+                <w:webHidden/>
+              </w:rPr>
+            </w:r>
+            <w:r>
+              <w:rPr>
+                <w:noProof/>
+                <w:webHidden/>
+              </w:rPr>
+              <w:fldChar w:fldCharType="separate"/>
+            </w:r>
+            <w:r>
+              <w:rPr>
+                <w:noProof/>
+                <w:webHidden/>
+              </w:rPr>
+              <w:t>6</w:t>
             </w:r>
             <w:r>
               <w:rPr>
@@ -588,13 +1295,13 @@
               <w:lang w:eastAsia="de-AT"/>
             </w:rPr>
           </w:pPr>
-          <w:hyperlink w:anchor="_Toc242884089" w:history="1">
+          <w:hyperlink w:anchor="_Toc242885532" w:history="1">
             <w:r>
               <w:rPr>
                 <w:rStyle w:val="Hyperlink"/>
                 <w:noProof/>
               </w:rPr>
-              <w:t>Add-ons</w:t>
+              <w:t>Selenium</w:t>
             </w:r>
             <w:r>
               <w:rPr>
@@ -615,7 +1322,7 @@
                 <w:noProof/>
                 <w:webHidden/>
               </w:rPr>
-              <w:instrText xml:space="preserve"> PAGEREF _Toc242884089 \h </w:instrText>
+              <w:instrText xml:space="preserve"> PAGEREF _Toc242885532 \h </w:instrText>
             </w:r>
             <w:r>
               <w:rPr>
@@ -635,7 +1342,7 @@
                 <w:noProof/>
                 <w:webHidden/>
               </w:rPr>
-              <w:t>6</w:t>
+              <w:t>7</w:t>
             </w:r>
             <w:r>
               <w:rPr>
@@ -648,7 +1355,7 @@
         </w:p>
         <w:p>
           <w:pPr>
-            <w:pStyle w:val="Verzeichnis2"/>
+            <w:pStyle w:val="Verzeichnis3"/>
             <w:tabs>
               <w:tab w:val="right" w:leader="dot" w:pos="9062"/>
             </w:tabs>
@@ -658,13 +1365,13 @@
               <w:lang w:eastAsia="de-AT"/>
             </w:rPr>
           </w:pPr>
-          <w:hyperlink w:anchor="_Toc242884090" w:history="1">
+          <w:hyperlink w:anchor="_Toc242885533" w:history="1">
             <w:r>
               <w:rPr>
                 <w:rStyle w:val="Hyperlink"/>
                 <w:noProof/>
               </w:rPr>
-              <w:t>Beide zusammen</w:t>
+              <w:t>Zusammengefasst:</w:t>
             </w:r>
             <w:r>
               <w:rPr>
@@ -685,7 +1392,7 @@
                 <w:noProof/>
                 <w:webHidden/>
               </w:rPr>
-              <w:instrText xml:space="preserve"> PAGEREF _Toc242884090 \h </w:instrText>
+              <w:instrText xml:space="preserve"> PAGEREF _Toc242885533 \h </w:instrText>
             </w:r>
             <w:r>
               <w:rPr>
@@ -705,693 +1412,7 @@
                 <w:noProof/>
                 <w:webHidden/>
               </w:rPr>
-              <w:t>6</w:t>
-            </w:r>
-            <w:r>
-              <w:rPr>
-                <w:noProof/>
-                <w:webHidden/>
-              </w:rPr>
-              <w:fldChar w:fldCharType="end"/>
-            </w:r>
-          </w:hyperlink>
-        </w:p>
-        <w:p>
-          <w:pPr>
-            <w:pStyle w:val="Verzeichnis3"/>
-            <w:tabs>
-              <w:tab w:val="right" w:leader="dot" w:pos="9062"/>
-            </w:tabs>
-            <w:rPr>
-              <w:noProof/>
-            </w:rPr>
-          </w:pPr>
-          <w:hyperlink w:anchor="_Toc242884091" w:history="1">
-            <w:r>
-              <w:rPr>
-                <w:rStyle w:val="Hyperlink"/>
-                <w:noProof/>
-              </w:rPr>
-              <w:t>Start der KI per Add-on</w:t>
-            </w:r>
-            <w:r>
-              <w:rPr>
-                <w:noProof/>
-                <w:webHidden/>
-              </w:rPr>
-              <w:tab/>
-            </w:r>
-            <w:r>
-              <w:rPr>
-                <w:noProof/>
-                <w:webHidden/>
-              </w:rPr>
-              <w:fldChar w:fldCharType="begin"/>
-            </w:r>
-            <w:r>
-              <w:rPr>
-                <w:noProof/>
-                <w:webHidden/>
-              </w:rPr>
-              <w:instrText xml:space="preserve"> PAGEREF _Toc242884091 \h </w:instrText>
-            </w:r>
-            <w:r>
-              <w:rPr>
-                <w:noProof/>
-                <w:webHidden/>
-              </w:rPr>
-            </w:r>
-            <w:r>
-              <w:rPr>
-                <w:noProof/>
-                <w:webHidden/>
-              </w:rPr>
-              <w:fldChar w:fldCharType="separate"/>
-            </w:r>
-            <w:r>
-              <w:rPr>
-                <w:noProof/>
-                <w:webHidden/>
-              </w:rPr>
-              <w:t>6</w:t>
-            </w:r>
-            <w:r>
-              <w:rPr>
-                <w:noProof/>
-                <w:webHidden/>
-              </w:rPr>
-              <w:fldChar w:fldCharType="end"/>
-            </w:r>
-          </w:hyperlink>
-        </w:p>
-        <w:p>
-          <w:pPr>
-            <w:pStyle w:val="Verzeichnis3"/>
-            <w:tabs>
-              <w:tab w:val="right" w:leader="dot" w:pos="9062"/>
-            </w:tabs>
-            <w:rPr>
-              <w:noProof/>
-            </w:rPr>
-          </w:pPr>
-          <w:hyperlink w:anchor="_Toc242884092" w:history="1">
-            <w:r>
-              <w:rPr>
-                <w:rStyle w:val="Hyperlink"/>
-                <w:noProof/>
-              </w:rPr>
-              <w:t>Zusammenfassende Kernfunktionen</w:t>
-            </w:r>
-            <w:r>
-              <w:rPr>
-                <w:noProof/>
-                <w:webHidden/>
-              </w:rPr>
-              <w:tab/>
-            </w:r>
-            <w:r>
-              <w:rPr>
-                <w:noProof/>
-                <w:webHidden/>
-              </w:rPr>
-              <w:fldChar w:fldCharType="begin"/>
-            </w:r>
-            <w:r>
-              <w:rPr>
-                <w:noProof/>
-                <w:webHidden/>
-              </w:rPr>
-              <w:instrText xml:space="preserve"> PAGEREF _Toc242884092 \h </w:instrText>
-            </w:r>
-            <w:r>
-              <w:rPr>
-                <w:noProof/>
-                <w:webHidden/>
-              </w:rPr>
-            </w:r>
-            <w:r>
-              <w:rPr>
-                <w:noProof/>
-                <w:webHidden/>
-              </w:rPr>
-              <w:fldChar w:fldCharType="separate"/>
-            </w:r>
-            <w:r>
-              <w:rPr>
-                <w:noProof/>
-                <w:webHidden/>
-              </w:rPr>
               <w:t>7</w:t>
-            </w:r>
-            <w:r>
-              <w:rPr>
-                <w:noProof/>
-                <w:webHidden/>
-              </w:rPr>
-              <w:fldChar w:fldCharType="end"/>
-            </w:r>
-          </w:hyperlink>
-        </w:p>
-        <w:p>
-          <w:pPr>
-            <w:pStyle w:val="Verzeichnis2"/>
-            <w:tabs>
-              <w:tab w:val="right" w:leader="dot" w:pos="9062"/>
-            </w:tabs>
-            <w:rPr>
-              <w:rFonts w:eastAsiaTheme="minorEastAsia"/>
-              <w:noProof/>
-              <w:lang w:eastAsia="de-AT"/>
-            </w:rPr>
-          </w:pPr>
-          <w:hyperlink w:anchor="_Toc242884093" w:history="1">
-            <w:r>
-              <w:rPr>
-                <w:rStyle w:val="Hyperlink"/>
-                <w:noProof/>
-              </w:rPr>
-              <w:t>Firefox</w:t>
-            </w:r>
-            <w:r>
-              <w:rPr>
-                <w:noProof/>
-                <w:webHidden/>
-              </w:rPr>
-              <w:tab/>
-            </w:r>
-            <w:r>
-              <w:rPr>
-                <w:noProof/>
-                <w:webHidden/>
-              </w:rPr>
-              <w:fldChar w:fldCharType="begin"/>
-            </w:r>
-            <w:r>
-              <w:rPr>
-                <w:noProof/>
-                <w:webHidden/>
-              </w:rPr>
-              <w:instrText xml:space="preserve"> PAGEREF _Toc242884093 \h </w:instrText>
-            </w:r>
-            <w:r>
-              <w:rPr>
-                <w:noProof/>
-                <w:webHidden/>
-              </w:rPr>
-            </w:r>
-            <w:r>
-              <w:rPr>
-                <w:noProof/>
-                <w:webHidden/>
-              </w:rPr>
-              <w:fldChar w:fldCharType="separate"/>
-            </w:r>
-            <w:r>
-              <w:rPr>
-                <w:noProof/>
-                <w:webHidden/>
-              </w:rPr>
-              <w:t>8</w:t>
-            </w:r>
-            <w:r>
-              <w:rPr>
-                <w:noProof/>
-                <w:webHidden/>
-              </w:rPr>
-              <w:fldChar w:fldCharType="end"/>
-            </w:r>
-          </w:hyperlink>
-        </w:p>
-        <w:p>
-          <w:pPr>
-            <w:pStyle w:val="Verzeichnis3"/>
-            <w:tabs>
-              <w:tab w:val="right" w:leader="dot" w:pos="9062"/>
-            </w:tabs>
-            <w:rPr>
-              <w:noProof/>
-            </w:rPr>
-          </w:pPr>
-          <w:hyperlink w:anchor="_Toc242884094" w:history="1">
-            <w:r>
-              <w:rPr>
-                <w:rStyle w:val="Hyperlink"/>
-                <w:noProof/>
-              </w:rPr>
-              <w:t>Was dürfen Firefox Add-ons nicht</w:t>
-            </w:r>
-            <w:r>
-              <w:rPr>
-                <w:noProof/>
-                <w:webHidden/>
-              </w:rPr>
-              <w:tab/>
-            </w:r>
-            <w:r>
-              <w:rPr>
-                <w:noProof/>
-                <w:webHidden/>
-              </w:rPr>
-              <w:fldChar w:fldCharType="begin"/>
-            </w:r>
-            <w:r>
-              <w:rPr>
-                <w:noProof/>
-                <w:webHidden/>
-              </w:rPr>
-              <w:instrText xml:space="preserve"> PAGEREF _Toc242884094 \h </w:instrText>
-            </w:r>
-            <w:r>
-              <w:rPr>
-                <w:noProof/>
-                <w:webHidden/>
-              </w:rPr>
-            </w:r>
-            <w:r>
-              <w:rPr>
-                <w:noProof/>
-                <w:webHidden/>
-              </w:rPr>
-              <w:fldChar w:fldCharType="separate"/>
-            </w:r>
-            <w:r>
-              <w:rPr>
-                <w:noProof/>
-                <w:webHidden/>
-              </w:rPr>
-              <w:t>8</w:t>
-            </w:r>
-            <w:r>
-              <w:rPr>
-                <w:noProof/>
-                <w:webHidden/>
-              </w:rPr>
-              <w:fldChar w:fldCharType="end"/>
-            </w:r>
-          </w:hyperlink>
-        </w:p>
-        <w:p>
-          <w:pPr>
-            <w:pStyle w:val="Verzeichnis3"/>
-            <w:tabs>
-              <w:tab w:val="right" w:leader="dot" w:pos="9062"/>
-            </w:tabs>
-            <w:rPr>
-              <w:noProof/>
-            </w:rPr>
-          </w:pPr>
-          <w:hyperlink w:anchor="_Toc242884095" w:history="1">
-            <w:r>
-              <w:rPr>
-                <w:rStyle w:val="Hyperlink"/>
-                <w:noProof/>
-              </w:rPr>
-              <w:t>Wie groß können Firefox Add-on sein</w:t>
-            </w:r>
-            <w:r>
-              <w:rPr>
-                <w:noProof/>
-                <w:webHidden/>
-              </w:rPr>
-              <w:tab/>
-            </w:r>
-            <w:r>
-              <w:rPr>
-                <w:noProof/>
-                <w:webHidden/>
-              </w:rPr>
-              <w:fldChar w:fldCharType="begin"/>
-            </w:r>
-            <w:r>
-              <w:rPr>
-                <w:noProof/>
-                <w:webHidden/>
-              </w:rPr>
-              <w:instrText xml:space="preserve"> PAGEREF _Toc242884095 \h </w:instrText>
-            </w:r>
-            <w:r>
-              <w:rPr>
-                <w:noProof/>
-                <w:webHidden/>
-              </w:rPr>
-            </w:r>
-            <w:r>
-              <w:rPr>
-                <w:noProof/>
-                <w:webHidden/>
-              </w:rPr>
-              <w:fldChar w:fldCharType="separate"/>
-            </w:r>
-            <w:r>
-              <w:rPr>
-                <w:noProof/>
-                <w:webHidden/>
-              </w:rPr>
-              <w:t>8</w:t>
-            </w:r>
-            <w:r>
-              <w:rPr>
-                <w:noProof/>
-                <w:webHidden/>
-              </w:rPr>
-              <w:fldChar w:fldCharType="end"/>
-            </w:r>
-          </w:hyperlink>
-        </w:p>
-        <w:p>
-          <w:pPr>
-            <w:pStyle w:val="Verzeichnis2"/>
-            <w:tabs>
-              <w:tab w:val="right" w:leader="dot" w:pos="9062"/>
-            </w:tabs>
-            <w:rPr>
-              <w:rFonts w:eastAsiaTheme="minorEastAsia"/>
-              <w:noProof/>
-              <w:lang w:eastAsia="de-AT"/>
-            </w:rPr>
-          </w:pPr>
-          <w:hyperlink w:anchor="_Toc242884096" w:history="1">
-            <w:r>
-              <w:rPr>
-                <w:rStyle w:val="Hyperlink"/>
-                <w:noProof/>
-              </w:rPr>
-              <w:t>Chrome</w:t>
-            </w:r>
-            <w:r>
-              <w:rPr>
-                <w:noProof/>
-                <w:webHidden/>
-              </w:rPr>
-              <w:tab/>
-            </w:r>
-            <w:r>
-              <w:rPr>
-                <w:noProof/>
-                <w:webHidden/>
-              </w:rPr>
-              <w:fldChar w:fldCharType="begin"/>
-            </w:r>
-            <w:r>
-              <w:rPr>
-                <w:noProof/>
-                <w:webHidden/>
-              </w:rPr>
-              <w:instrText xml:space="preserve"> PAGEREF _Toc242884096 \h </w:instrText>
-            </w:r>
-            <w:r>
-              <w:rPr>
-                <w:noProof/>
-                <w:webHidden/>
-              </w:rPr>
-            </w:r>
-            <w:r>
-              <w:rPr>
-                <w:noProof/>
-                <w:webHidden/>
-              </w:rPr>
-              <w:fldChar w:fldCharType="separate"/>
-            </w:r>
-            <w:r>
-              <w:rPr>
-                <w:noProof/>
-                <w:webHidden/>
-              </w:rPr>
-              <w:t>8</w:t>
-            </w:r>
-            <w:r>
-              <w:rPr>
-                <w:noProof/>
-                <w:webHidden/>
-              </w:rPr>
-              <w:fldChar w:fldCharType="end"/>
-            </w:r>
-          </w:hyperlink>
-        </w:p>
-        <w:p>
-          <w:pPr>
-            <w:pStyle w:val="Verzeichnis3"/>
-            <w:tabs>
-              <w:tab w:val="right" w:leader="dot" w:pos="9062"/>
-            </w:tabs>
-            <w:rPr>
-              <w:noProof/>
-            </w:rPr>
-          </w:pPr>
-          <w:hyperlink w:anchor="_Toc242884097" w:history="1">
-            <w:r>
-              <w:rPr>
-                <w:rStyle w:val="Hyperlink"/>
-                <w:noProof/>
-              </w:rPr>
-              <w:t>Was dürfen Chromium Add-ons nicht</w:t>
-            </w:r>
-            <w:r>
-              <w:rPr>
-                <w:noProof/>
-                <w:webHidden/>
-              </w:rPr>
-              <w:tab/>
-            </w:r>
-            <w:r>
-              <w:rPr>
-                <w:noProof/>
-                <w:webHidden/>
-              </w:rPr>
-              <w:fldChar w:fldCharType="begin"/>
-            </w:r>
-            <w:r>
-              <w:rPr>
-                <w:noProof/>
-                <w:webHidden/>
-              </w:rPr>
-              <w:instrText xml:space="preserve"> PAGEREF _Toc242884097 \h </w:instrText>
-            </w:r>
-            <w:r>
-              <w:rPr>
-                <w:noProof/>
-                <w:webHidden/>
-              </w:rPr>
-            </w:r>
-            <w:r>
-              <w:rPr>
-                <w:noProof/>
-                <w:webHidden/>
-              </w:rPr>
-              <w:fldChar w:fldCharType="separate"/>
-            </w:r>
-            <w:r>
-              <w:rPr>
-                <w:noProof/>
-                <w:webHidden/>
-              </w:rPr>
-              <w:t>9</w:t>
-            </w:r>
-            <w:r>
-              <w:rPr>
-                <w:noProof/>
-                <w:webHidden/>
-              </w:rPr>
-              <w:fldChar w:fldCharType="end"/>
-            </w:r>
-          </w:hyperlink>
-        </w:p>
-        <w:p>
-          <w:pPr>
-            <w:pStyle w:val="Verzeichnis3"/>
-            <w:tabs>
-              <w:tab w:val="right" w:leader="dot" w:pos="9062"/>
-            </w:tabs>
-            <w:rPr>
-              <w:noProof/>
-            </w:rPr>
-          </w:pPr>
-          <w:hyperlink w:anchor="_Toc242884098" w:history="1">
-            <w:r>
-              <w:rPr>
-                <w:rStyle w:val="Hyperlink"/>
-                <w:noProof/>
-              </w:rPr>
-              <w:t>Wie groß können Chromium Add-on sein</w:t>
-            </w:r>
-            <w:r>
-              <w:rPr>
-                <w:noProof/>
-                <w:webHidden/>
-              </w:rPr>
-              <w:tab/>
-            </w:r>
-            <w:r>
-              <w:rPr>
-                <w:noProof/>
-                <w:webHidden/>
-              </w:rPr>
-              <w:fldChar w:fldCharType="begin"/>
-            </w:r>
-            <w:r>
-              <w:rPr>
-                <w:noProof/>
-                <w:webHidden/>
-              </w:rPr>
-              <w:instrText xml:space="preserve"> PAGEREF _Toc242884098 \h </w:instrText>
-            </w:r>
-            <w:r>
-              <w:rPr>
-                <w:noProof/>
-                <w:webHidden/>
-              </w:rPr>
-            </w:r>
-            <w:r>
-              <w:rPr>
-                <w:noProof/>
-                <w:webHidden/>
-              </w:rPr>
-              <w:fldChar w:fldCharType="separate"/>
-            </w:r>
-            <w:r>
-              <w:rPr>
-                <w:noProof/>
-                <w:webHidden/>
-              </w:rPr>
-              <w:t>9</w:t>
-            </w:r>
-            <w:r>
-              <w:rPr>
-                <w:noProof/>
-                <w:webHidden/>
-              </w:rPr>
-              <w:fldChar w:fldCharType="end"/>
-            </w:r>
-          </w:hyperlink>
-        </w:p>
-        <w:p>
-          <w:pPr>
-            <w:pStyle w:val="Verzeichnis1"/>
-            <w:tabs>
-              <w:tab w:val="right" w:leader="dot" w:pos="9062"/>
-            </w:tabs>
-            <w:rPr>
-              <w:rFonts w:eastAsiaTheme="minorEastAsia"/>
-              <w:noProof/>
-              <w:lang w:eastAsia="de-AT"/>
-            </w:rPr>
-          </w:pPr>
-          <w:hyperlink w:anchor="_Toc242884099" w:history="1">
-            <w:r>
-              <w:rPr>
-                <w:rStyle w:val="Hyperlink"/>
-                <w:noProof/>
-              </w:rPr>
-              <w:t>Selenium</w:t>
-            </w:r>
-            <w:r>
-              <w:rPr>
-                <w:noProof/>
-                <w:webHidden/>
-              </w:rPr>
-              <w:tab/>
-            </w:r>
-            <w:r>
-              <w:rPr>
-                <w:noProof/>
-                <w:webHidden/>
-              </w:rPr>
-              <w:fldChar w:fldCharType="begin"/>
-            </w:r>
-            <w:r>
-              <w:rPr>
-                <w:noProof/>
-                <w:webHidden/>
-              </w:rPr>
-              <w:instrText xml:space="preserve"> PAGEREF _Toc242884099 \h </w:instrText>
-            </w:r>
-            <w:r>
-              <w:rPr>
-                <w:noProof/>
-                <w:webHidden/>
-              </w:rPr>
-            </w:r>
-            <w:r>
-              <w:rPr>
-                <w:noProof/>
-                <w:webHidden/>
-              </w:rPr>
-              <w:fldChar w:fldCharType="separate"/>
-            </w:r>
-            <w:r>
-              <w:rPr>
-                <w:noProof/>
-                <w:webHidden/>
-              </w:rPr>
-              <w:t>10</w:t>
-            </w:r>
-            <w:r>
-              <w:rPr>
-                <w:noProof/>
-                <w:webHidden/>
-              </w:rPr>
-              <w:fldChar w:fldCharType="end"/>
-            </w:r>
-          </w:hyperlink>
-        </w:p>
-        <w:p>
-          <w:pPr>
-            <w:pStyle w:val="Verzeichnis3"/>
-            <w:tabs>
-              <w:tab w:val="right" w:leader="dot" w:pos="9062"/>
-            </w:tabs>
-            <w:rPr>
-              <w:noProof/>
-            </w:rPr>
-          </w:pPr>
-          <w:hyperlink w:anchor="_Toc242884100" w:history="1">
-            <w:r>
-              <w:rPr>
-                <w:rStyle w:val="Hyperlink"/>
-                <w:noProof/>
-              </w:rPr>
-              <w:t>Zusammengefasst:</w:t>
-            </w:r>
-            <w:r>
-              <w:rPr>
-                <w:noProof/>
-                <w:webHidden/>
-              </w:rPr>
-              <w:tab/>
-            </w:r>
-            <w:r>
-              <w:rPr>
-                <w:noProof/>
-                <w:webHidden/>
-              </w:rPr>
-              <w:fldChar w:fldCharType="begin"/>
-            </w:r>
-            <w:r>
-              <w:rPr>
-                <w:noProof/>
-                <w:webHidden/>
-              </w:rPr>
-              <w:instrText xml:space="preserve"> PAGEREF _Toc242884100 \h </w:instrText>
-            </w:r>
-            <w:r>
-              <w:rPr>
-                <w:noProof/>
-                <w:webHidden/>
-              </w:rPr>
-            </w:r>
-            <w:r>
-              <w:rPr>
-                <w:noProof/>
-                <w:webHidden/>
-              </w:rPr>
-              <w:fldChar w:fldCharType="separate"/>
-            </w:r>
-            <w:r>
-              <w:rPr>
-                <w:noProof/>
-                <w:webHidden/>
-              </w:rPr>
-              <w:t>10</w:t>
             </w:r>
             <w:r>
               <w:rPr>
@@ -1429,21 +1450,21 @@
       <w:pPr>
         <w:pStyle w:val="berschrift1"/>
       </w:pPr>
-      <w:bookmarkStart w:id="0" w:name="_Toc242884084"/>
+      <w:bookmarkStart w:id="0" w:name="_Toc242885516"/>
       <w:r>
         <w:lastRenderedPageBreak/>
         <w:t>Firefox / Chromium</w:t>
       </w:r>
+      <w:r>
+        <w:t xml:space="preserve"> Browser</w:t>
+      </w:r>
       <w:bookmarkEnd w:id="0"/>
-      <w:r>
-        <w:t xml:space="preserve"> Browser</w:t>
-      </w:r>
     </w:p>
     <w:p>
       <w:pPr>
         <w:pStyle w:val="berschrift3"/>
       </w:pPr>
-      <w:bookmarkStart w:id="1" w:name="_Toc242884085"/>
+      <w:bookmarkStart w:id="1" w:name="_Toc242885517"/>
       <w:r>
         <w:t xml:space="preserve">Erster Build </w:t>
       </w:r>
@@ -1641,7 +1662,7 @@
       <w:pPr>
         <w:pStyle w:val="berschrift3"/>
       </w:pPr>
-      <w:bookmarkStart w:id="2" w:name="_Toc242884086"/>
+      <w:bookmarkStart w:id="2" w:name="_Toc242885518"/>
       <w:r>
         <w:t>In welchen Sprachen sind die beiden geschrieben:</w:t>
       </w:r>
@@ -1857,7 +1878,7 @@
       <w:pPr>
         <w:pStyle w:val="berschrift3"/>
       </w:pPr>
-      <w:bookmarkStart w:id="3" w:name="_Toc242884087"/>
+      <w:bookmarkStart w:id="3" w:name="_Toc242885519"/>
       <w:r>
         <w:t>Vorteile bei beiden Browser Typen:</w:t>
       </w:r>
@@ -1903,7 +1924,7 @@
       <w:pPr>
         <w:pStyle w:val="berschrift3"/>
       </w:pPr>
-      <w:bookmarkStart w:id="4" w:name="_Toc242884088"/>
+      <w:bookmarkStart w:id="4" w:name="_Toc242885520"/>
       <w:r>
         <w:t>Nachteil bei beiden Browser Typen:</w:t>
       </w:r>
@@ -1955,7 +1976,7 @@
       <w:pPr>
         <w:pStyle w:val="berschrift1"/>
       </w:pPr>
-      <w:bookmarkStart w:id="5" w:name="_Toc242884089"/>
+      <w:bookmarkStart w:id="5" w:name="_Toc242885521"/>
       <w:r>
         <w:lastRenderedPageBreak/>
         <w:t>Add-ons</w:t>
@@ -1966,7 +1987,7 @@
       <w:pPr>
         <w:pStyle w:val="berschrift2"/>
       </w:pPr>
-      <w:bookmarkStart w:id="6" w:name="_Toc242884090"/>
+      <w:bookmarkStart w:id="6" w:name="_Toc242885522"/>
       <w:r>
         <w:t>Beide zusammen</w:t>
       </w:r>
@@ -1986,7 +2007,7 @@
       <w:pPr>
         <w:pStyle w:val="berschrift3"/>
       </w:pPr>
-      <w:bookmarkStart w:id="7" w:name="_Toc242884091"/>
+      <w:bookmarkStart w:id="7" w:name="_Toc242885523"/>
       <w:r>
         <w:t>Start der KI per Add-on</w:t>
       </w:r>
@@ -3158,7 +3179,7 @@
       <w:pPr>
         <w:pStyle w:val="berschrift3"/>
       </w:pPr>
-      <w:bookmarkStart w:id="8" w:name="_Toc242884092"/>
+      <w:bookmarkStart w:id="8" w:name="_Toc242885524"/>
       <w:r>
         <w:lastRenderedPageBreak/>
         <w:t>Zusammenfassende Kernfunktionen</w:t>
@@ -3321,9 +3342,11 @@
       <w:pPr>
         <w:pStyle w:val="berschrift3"/>
       </w:pPr>
+      <w:bookmarkStart w:id="9" w:name="_Toc242885525"/>
       <w:r>
         <w:t>Installation</w:t>
       </w:r>
+      <w:bookmarkEnd w:id="9"/>
     </w:p>
     <w:p>
       <w:pPr>
@@ -3333,7 +3356,6 @@
           <w:numId w:val="29"/>
         </w:numPr>
       </w:pPr>
-      <w:bookmarkStart w:id="9" w:name="_Toc242884093"/>
       <w:r>
         <w:t>Add-on installieren</w:t>
       </w:r>
@@ -3625,14 +3647,7 @@
           <w:sz w:val="22"/>
           <w:szCs w:val="22"/>
         </w:rPr>
-        <w:t xml:space="preserve"> to Firefox</w:t>
-      </w:r>
-      <w:r>
-        <w:rPr>
-          <w:sz w:val="22"/>
-          <w:szCs w:val="22"/>
-        </w:rPr>
-        <w:t xml:space="preserve">   / 2. Link ist für Chromium</w:t>
+        <w:t xml:space="preserve"> to Firefox   / 2. Link ist für Chromium</w:t>
       </w:r>
     </w:p>
     <w:p>
@@ -3666,14 +3681,7 @@
           <w:sz w:val="22"/>
           <w:szCs w:val="22"/>
         </w:rPr>
-        <w:t xml:space="preserve"> </w:t>
-      </w:r>
-      <w:r>
-        <w:rPr>
-          <w:sz w:val="22"/>
-          <w:szCs w:val="22"/>
-        </w:rPr>
-        <w:t xml:space="preserve">[14.10.2026 – 15:41] </w:t>
+        <w:t xml:space="preserve"> [14.10.2026 – 15:41] </w:t>
       </w:r>
       <w:proofErr w:type="gramStart"/>
       <w:r>
@@ -3703,11 +3711,12 @@
       <w:pPr>
         <w:pStyle w:val="berschrift2"/>
       </w:pPr>
+      <w:bookmarkStart w:id="10" w:name="_Toc242885526"/>
       <w:r>
         <w:lastRenderedPageBreak/>
         <w:t>Firefox</w:t>
       </w:r>
-      <w:bookmarkEnd w:id="9"/>
+      <w:bookmarkEnd w:id="10"/>
     </w:p>
     <w:p>
       <w:pPr>
@@ -3730,11 +3739,11 @@
       <w:pPr>
         <w:pStyle w:val="berschrift3"/>
       </w:pPr>
-      <w:bookmarkStart w:id="10" w:name="_Toc242884094"/>
+      <w:bookmarkStart w:id="11" w:name="_Toc242885527"/>
       <w:r>
         <w:t>Was dürfen Firefox Add-ons nicht</w:t>
       </w:r>
-      <w:bookmarkEnd w:id="10"/>
+      <w:bookmarkEnd w:id="11"/>
     </w:p>
     <w:p>
       <w:pPr>
@@ -3983,11 +3992,11 @@
       <w:pPr>
         <w:pStyle w:val="berschrift3"/>
       </w:pPr>
-      <w:bookmarkStart w:id="11" w:name="_Toc242884095"/>
+      <w:bookmarkStart w:id="12" w:name="_Toc242885528"/>
       <w:r>
         <w:t>Wie groß können Firefox Add-on sein</w:t>
       </w:r>
-      <w:bookmarkEnd w:id="11"/>
+      <w:bookmarkEnd w:id="12"/>
     </w:p>
     <w:p>
       <w:pPr>
@@ -4052,23 +4061,7 @@
             <w:sz w:val="18"/>
             <w:szCs w:val="18"/>
           </w:rPr>
-          <w:t>https://developer.mozilla.org</w:t>
-        </w:r>
-        <w:r>
-          <w:rPr>
-            <w:rStyle w:val="Hyperlink"/>
-            <w:sz w:val="18"/>
-            <w:szCs w:val="18"/>
-          </w:rPr>
-          <w:t>/</w:t>
-        </w:r>
-        <w:r>
-          <w:rPr>
-            <w:rStyle w:val="Hyperlink"/>
-            <w:sz w:val="18"/>
-            <w:szCs w:val="18"/>
-          </w:rPr>
-          <w:t>en-US/docs/Mozilla/Add-ons/WebExtensions/user_interface/Popups</w:t>
+          <w:t>https://developer.mozilla.org/en-US/docs/Mozilla/Add-ons/WebExtensions/user_interface/Popups</w:t>
         </w:r>
       </w:hyperlink>
     </w:p>
@@ -4158,23 +4151,7 @@
             <w:sz w:val="18"/>
             <w:szCs w:val="18"/>
           </w:rPr>
-          <w:t>https://extensionworks</w:t>
-        </w:r>
-        <w:r>
-          <w:rPr>
-            <w:rStyle w:val="Hyperlink"/>
-            <w:sz w:val="18"/>
-            <w:szCs w:val="18"/>
-          </w:rPr>
-          <w:t>h</w:t>
-        </w:r>
-        <w:r>
-          <w:rPr>
-            <w:rStyle w:val="Hyperlink"/>
-            <w:sz w:val="18"/>
-            <w:szCs w:val="18"/>
-          </w:rPr>
-          <w:t>op.com/documentation/publish/submitting-an-add-on/</w:t>
+          <w:t>https://extensionworkshop.com/documentation/publish/submitting-an-add-on/</w:t>
         </w:r>
       </w:hyperlink>
     </w:p>
@@ -4249,57 +4226,37 @@
         </w:rPr>
         <w:t xml:space="preserve"> </w:t>
       </w:r>
-      <w:proofErr w:type="spellStart"/>
       <w:r>
         <w:rPr>
           <w:bCs/>
           <w:sz w:val="22"/>
           <w:szCs w:val="22"/>
         </w:rPr>
-        <w:t>Submitting</w:t>
-      </w:r>
-      <w:proofErr w:type="spellEnd"/>
+        <w:t xml:space="preserve">Submitting an </w:t>
+      </w:r>
       <w:r>
         <w:rPr>
           <w:bCs/>
           <w:sz w:val="22"/>
           <w:szCs w:val="22"/>
         </w:rPr>
-        <w:t xml:space="preserve"> an </w:t>
-      </w:r>
-      <w:proofErr w:type="spellStart"/>
+        <w:t>A</w:t>
+      </w:r>
       <w:r>
         <w:rPr>
           <w:bCs/>
           <w:sz w:val="22"/>
           <w:szCs w:val="22"/>
         </w:rPr>
-        <w:t>add</w:t>
-      </w:r>
-      <w:proofErr w:type="spellEnd"/>
+        <w:t>dd-on</w:t>
+      </w:r>
       <w:r>
         <w:rPr>
           <w:bCs/>
           <w:sz w:val="22"/>
           <w:szCs w:val="22"/>
         </w:rPr>
-        <w:t>-on</w:t>
-      </w:r>
-      <w:r>
-        <w:rPr>
-          <w:bCs/>
-          <w:sz w:val="22"/>
-          <w:szCs w:val="22"/>
-        </w:rPr>
-        <w:t xml:space="preserve"> / Maximale Größe in M</w:t>
-      </w:r>
-      <w:r>
-        <w:rPr>
-          <w:bCs/>
-          <w:sz w:val="22"/>
-          <w:szCs w:val="22"/>
-        </w:rPr>
-        <w:t>B</w:t>
+        <w:t xml:space="preserve"> / Maximale Größe in MB</w:t>
       </w:r>
     </w:p>
     <w:p>
@@ -4340,25 +4297,7 @@
           <w:sz w:val="22"/>
           <w:szCs w:val="22"/>
         </w:rPr>
-        <w:t>eine HTTP/</w:t>
-      </w:r>
-      <w:proofErr w:type="spellStart"/>
-      <w:r>
-        <w:rPr>
-          <w:bCs/>
-          <w:sz w:val="22"/>
-          <w:szCs w:val="22"/>
-        </w:rPr>
-        <w:t>WebSocket</w:t>
-      </w:r>
-      <w:proofErr w:type="spellEnd"/>
-      <w:r>
-        <w:rPr>
-          <w:bCs/>
-          <w:sz w:val="22"/>
-          <w:szCs w:val="22"/>
-        </w:rPr>
-        <w:t>-Verbindung</w:t>
+        <w:t>eine HTTP/WebSocket-Verbindung</w:t>
       </w:r>
       <w:r>
         <w:rPr>
@@ -4452,27 +4391,7 @@
           <w:sz w:val="22"/>
           <w:szCs w:val="22"/>
         </w:rPr>
-        <w:t xml:space="preserve">Der direkte Zugriff auf das lokale Dateisystem ist aus Sicherheitsgründen für </w:t>
-      </w:r>
-      <w:proofErr w:type="spellStart"/>
-      <w:r>
-        <w:rPr>
-          <w:b/>
-          <w:bCs/>
-          <w:sz w:val="22"/>
-          <w:szCs w:val="22"/>
-        </w:rPr>
-        <w:t>WebExtensions</w:t>
-      </w:r>
-      <w:proofErr w:type="spellEnd"/>
-      <w:r>
-        <w:rPr>
-          <w:b/>
-          <w:bCs/>
-          <w:sz w:val="22"/>
-          <w:szCs w:val="22"/>
-        </w:rPr>
-        <w:t xml:space="preserve"> standardmäßig stark</w:t>
+        <w:t>Der direkte Zugriff auf das lokale Dateisystem ist aus Sicherheitsgründen für WebExtensions standardmäßig stark</w:t>
       </w:r>
     </w:p>
     <w:p>
@@ -4508,7 +4427,6 @@
           <w:szCs w:val="36"/>
         </w:rPr>
       </w:pPr>
-      <w:bookmarkStart w:id="12" w:name="_Toc242884096"/>
       <w:r>
         <w:br w:type="page"/>
       </w:r>
@@ -4517,6 +4435,7 @@
       <w:pPr>
         <w:pStyle w:val="berschrift2"/>
       </w:pPr>
+      <w:bookmarkStart w:id="13" w:name="_Toc242885529"/>
       <w:r>
         <w:lastRenderedPageBreak/>
         <w:t>C</w:t>
@@ -4524,7 +4443,7 @@
       <w:r>
         <w:t>hrome</w:t>
       </w:r>
-      <w:bookmarkEnd w:id="12"/>
+      <w:bookmarkEnd w:id="13"/>
     </w:p>
     <w:p>
       <w:pPr>
@@ -4542,7 +4461,14 @@
           <w:sz w:val="22"/>
           <w:szCs w:val="22"/>
         </w:rPr>
-        <w:t>JavaScript, HTML und CSS</w:t>
+        <w:t xml:space="preserve">JavaScript, HTML und CSS    </w:t>
+      </w:r>
+      <w:r>
+        <w:rPr>
+          <w:sz w:val="22"/>
+          <w:szCs w:val="22"/>
+        </w:rPr>
+        <w:t>/ Manchmal auch</w:t>
       </w:r>
       <w:r>
         <w:rPr>
@@ -4551,14 +4477,7 @@
           <w:sz w:val="22"/>
           <w:szCs w:val="22"/>
         </w:rPr>
-        <w:t xml:space="preserve">    </w:t>
-      </w:r>
-      <w:r>
-        <w:rPr>
-          <w:sz w:val="22"/>
-          <w:szCs w:val="22"/>
-        </w:rPr>
-        <w:t>/ Manchmal auch</w:t>
+        <w:t xml:space="preserve"> Type</w:t>
       </w:r>
       <w:r>
         <w:rPr>
@@ -4567,7 +4486,7 @@
           <w:sz w:val="22"/>
           <w:szCs w:val="22"/>
         </w:rPr>
-        <w:t xml:space="preserve"> Type</w:t>
+        <w:t>S</w:t>
       </w:r>
       <w:r>
         <w:rPr>
@@ -4576,15 +4495,6 @@
           <w:sz w:val="22"/>
           <w:szCs w:val="22"/>
         </w:rPr>
-        <w:t>S</w:t>
-      </w:r>
-      <w:r>
-        <w:rPr>
-          <w:i/>
-          <w:iCs/>
-          <w:sz w:val="22"/>
-          <w:szCs w:val="22"/>
-        </w:rPr>
         <w:t>cript</w:t>
       </w:r>
     </w:p>
@@ -4592,11 +4502,11 @@
       <w:pPr>
         <w:pStyle w:val="berschrift3"/>
       </w:pPr>
-      <w:bookmarkStart w:id="13" w:name="_Toc242884097"/>
+      <w:bookmarkStart w:id="14" w:name="_Toc242885530"/>
       <w:r>
         <w:t>Was dürfen Chromium Add-ons nicht</w:t>
       </w:r>
-      <w:bookmarkEnd w:id="13"/>
+      <w:bookmarkEnd w:id="14"/>
     </w:p>
     <w:p>
       <w:pPr>
@@ -4991,17 +4901,11 @@
       <w:pPr>
         <w:pStyle w:val="berschrift3"/>
       </w:pPr>
-      <w:bookmarkStart w:id="14" w:name="_Toc242884098"/>
-      <w:r>
-        <w:t xml:space="preserve">Wie groß können </w:t>
-      </w:r>
-      <w:r>
-        <w:t>Chromium</w:t>
-      </w:r>
-      <w:r>
-        <w:t xml:space="preserve"> Add-on sein</w:t>
-      </w:r>
-      <w:bookmarkEnd w:id="14"/>
+      <w:bookmarkStart w:id="15" w:name="_Toc242885531"/>
+      <w:r>
+        <w:t>Wie groß können Chromium Add-on sein</w:t>
+      </w:r>
+      <w:bookmarkEnd w:id="15"/>
     </w:p>
     <w:p>
       <w:pPr>
@@ -5186,18 +5090,16 @@
       <w:pPr>
         <w:pStyle w:val="berschrift1"/>
       </w:pPr>
-      <w:bookmarkStart w:id="15" w:name="_Toc242884099"/>
       <w:r>
         <w:lastRenderedPageBreak/>
-        <w:t>Selenium</w:t>
-      </w:r>
-      <w:bookmarkEnd w:id="15"/>
+        <w:t>Playwright</w:t>
+      </w:r>
     </w:p>
     <w:p>
       <w:pPr>
         <w:pStyle w:val="berschrift3"/>
       </w:pPr>
-      <w:bookmarkStart w:id="16" w:name="_Toc242884100"/>
+      <w:bookmarkStart w:id="16" w:name="_Toc242885533"/>
       <w:r>
         <w:t>Zusammengefasst:</w:t>
       </w:r>
@@ -5209,6 +5111,268 @@
       </w:r>
     </w:p>
     <w:p/>
+    <w:p/>
+    <w:p/>
+    <w:p/>
+    <w:p>
+      <w:r>
+        <w:br w:type="page"/>
+      </w:r>
+    </w:p>
+    <w:p>
+      <w:pPr>
+        <w:pStyle w:val="berschrift1"/>
+      </w:pPr>
+      <w:r>
+        <w:lastRenderedPageBreak/>
+        <w:t>Ablauf</w:t>
+      </w:r>
+    </w:p>
+    <w:p/>
+    <w:p>
+      <w:pPr>
+        <w:pStyle w:val="Listenabsatz"/>
+        <w:numPr>
+          <w:ilvl w:val="0"/>
+          <w:numId w:val="31"/>
+        </w:numPr>
+      </w:pPr>
+      <w:r>
+        <w:t>Browser Add-On:</w:t>
+      </w:r>
+      <w:r>
+        <w:tab/>
+      </w:r>
+      <w:r>
+        <w:tab/>
+        <w:t>Eingabe des Users</w:t>
+      </w:r>
+    </w:p>
+    <w:p>
+      <w:pPr>
+        <w:pStyle w:val="Listenabsatz"/>
+        <w:numPr>
+          <w:ilvl w:val="0"/>
+          <w:numId w:val="31"/>
+        </w:numPr>
+      </w:pPr>
+      <w:r>
+        <w:t>Kommunikationsbrücke:</w:t>
+      </w:r>
+      <w:r>
+        <w:tab/>
+      </w:r>
+      <w:r>
+        <w:t xml:space="preserve">Native Messaging oder lokaler </w:t>
+      </w:r>
+    </w:p>
+    <w:p>
+      <w:pPr>
+        <w:pStyle w:val="Listenabsatz"/>
+        <w:ind w:left="3544"/>
+      </w:pPr>
+      <w:r>
+        <w:t>HTTP-/WebSocket-Dienst</w:t>
+      </w:r>
+      <w:r>
+        <w:t xml:space="preserve"> zu meiner Lokalen KI</w:t>
+      </w:r>
+    </w:p>
+    <w:p>
+      <w:pPr>
+        <w:pStyle w:val="Listenabsatz"/>
+        <w:numPr>
+          <w:ilvl w:val="0"/>
+          <w:numId w:val="31"/>
+        </w:numPr>
+      </w:pPr>
+      <w:r>
+        <w:t>Lokale KI:</w:t>
+      </w:r>
+      <w:r>
+        <w:tab/>
+      </w:r>
+      <w:r>
+        <w:tab/>
+      </w:r>
+      <w:r>
+        <w:tab/>
+      </w:r>
+      <w:r>
+        <w:t>Versteht den Auftrag, plant Schritte</w:t>
+      </w:r>
+    </w:p>
+    <w:p>
+      <w:pPr>
+        <w:pStyle w:val="Listenabsatz"/>
+        <w:numPr>
+          <w:ilvl w:val="0"/>
+          <w:numId w:val="31"/>
+        </w:numPr>
+      </w:pPr>
+      <w:r>
+        <w:t>Playwright</w:t>
+      </w:r>
+      <w:r>
+        <w:t>:</w:t>
+      </w:r>
+      <w:r>
+        <w:tab/>
+      </w:r>
+      <w:r>
+        <w:tab/>
+      </w:r>
+      <w:r>
+        <w:tab/>
+        <w:t xml:space="preserve">Bekommt von der KI die Aufträge und </w:t>
+      </w:r>
+    </w:p>
+    <w:p>
+      <w:pPr>
+        <w:pStyle w:val="Listenabsatz"/>
+        <w:ind w:left="2844" w:firstLine="696"/>
+      </w:pPr>
+      <w:r>
+        <w:t>ö</w:t>
+      </w:r>
+      <w:r>
+        <w:t>ffnet Webseiten, klickt, liest Inhalte</w:t>
+      </w:r>
+    </w:p>
+    <w:p>
+      <w:pPr>
+        <w:pStyle w:val="Listenabsatz"/>
+        <w:numPr>
+          <w:ilvl w:val="0"/>
+          <w:numId w:val="31"/>
+        </w:numPr>
+      </w:pPr>
+      <w:r>
+        <w:t>Daten an Nutzer:</w:t>
+      </w:r>
+      <w:r>
+        <w:tab/>
+      </w:r>
+      <w:r>
+        <w:tab/>
+        <w:t xml:space="preserve">Gibt Daten und Ergebnisse zurück an den User </w:t>
+      </w:r>
+    </w:p>
+    <w:p>
+      <w:pPr>
+        <w:pStyle w:val="Listenabsatz"/>
+        <w:ind w:left="2844" w:firstLine="696"/>
+      </w:pPr>
+      <w:r>
+        <w:t>per Add-on</w:t>
+      </w:r>
+    </w:p>
+    <w:p>
+      <w:pPr>
+        <w:pStyle w:val="Listenabsatz"/>
+        <w:ind w:left="2844" w:firstLine="696"/>
+      </w:pPr>
+    </w:p>
+    <w:p>
+      <w:pPr>
+        <w:pStyle w:val="Listenabsatz"/>
+        <w:ind w:left="2844" w:firstLine="696"/>
+      </w:pPr>
+    </w:p>
+    <w:p>
+      <w:pPr>
+        <w:rPr>
+          <w:b/>
+        </w:rPr>
+      </w:pPr>
+      <w:r>
+        <w:rPr>
+          <w:b/>
+        </w:rPr>
+        <w:sym w:font="Wingdings" w:char="F0E0"/>
+      </w:r>
+      <w:r>
+        <w:rPr>
+          <w:b/>
+        </w:rPr>
+        <w:t xml:space="preserve"> Problem: </w:t>
+      </w:r>
+    </w:p>
+    <w:p>
+      <w:pPr>
+        <w:ind w:left="708"/>
+      </w:pPr>
+      <w:r>
+        <w:t xml:space="preserve">Playwright kann nicht auf einen bereits geöffneten Browser Sachen </w:t>
+      </w:r>
+      <w:r>
+        <w:t>ausführen,</w:t>
+      </w:r>
+      <w:r>
+        <w:t xml:space="preserve"> weil das </w:t>
+      </w:r>
+      <w:r>
+        <w:t>Remote-Debugging-Port</w:t>
+      </w:r>
+      <w:r>
+        <w:t xml:space="preserve"> nicht geöffnet ist (Kann nicht nachträglich geöffnet werden) </w:t>
+      </w:r>
+    </w:p>
+    <w:p>
+      <w:pPr>
+        <w:rPr>
+          <w:b/>
+        </w:rPr>
+      </w:pPr>
+      <w:r>
+        <w:rPr>
+          <w:b/>
+        </w:rPr>
+        <w:sym w:font="Wingdings" w:char="F0E0"/>
+      </w:r>
+      <w:r>
+        <w:rPr>
+          <w:b/>
+        </w:rPr>
+        <w:t xml:space="preserve"> </w:t>
+      </w:r>
+      <w:r>
+        <w:rPr>
+          <w:b/>
+        </w:rPr>
+        <w:t>Mögliche Lösung</w:t>
+      </w:r>
+      <w:r>
+        <w:rPr>
+          <w:b/>
+        </w:rPr>
+        <w:t>:</w:t>
+      </w:r>
+    </w:p>
+    <w:p>
+      <w:pPr>
+        <w:rPr>
+          <w:b/>
+        </w:rPr>
+      </w:pPr>
+      <w:r>
+        <w:rPr>
+          <w:b/>
+        </w:rPr>
+        <w:tab/>
+      </w:r>
+      <w:r>
+        <w:rPr>
+          <w:b/>
+        </w:rPr>
+        <w:t xml:space="preserve"> </w:t>
+      </w:r>
+    </w:p>
+    <w:p>
+      <w:pPr>
+        <w:ind w:left="708"/>
+      </w:pPr>
+    </w:p>
     <w:sectPr>
       <w:pgSz w:w="11906" w:h="16838"/>
       <w:pgMar w:top="1417" w:right="1417" w:bottom="1134" w:left="1417" w:header="708" w:footer="708" w:gutter="0"/>
@@ -7244,6 +7408,95 @@
     </w:lvl>
   </w:abstractNum>
   <w:abstractNum w:abstractNumId="16" w15:restartNumberingAfterBreak="0">
+    <w:nsid w:val="479B56E9"/>
+    <w:multiLevelType w:val="hybridMultilevel"/>
+    <w:tmpl w:val="2620FD94"/>
+    <w:lvl w:ilvl="0" w:tplc="0C07000F">
+      <w:start w:val="1"/>
+      <w:numFmt w:val="decimal"/>
+      <w:lvlText w:val="%1."/>
+      <w:lvlJc w:val="left"/>
+      <w:pPr>
+        <w:ind w:left="720" w:hanging="360"/>
+      </w:pPr>
+      <w:rPr>
+        <w:rFonts w:hint="default"/>
+      </w:rPr>
+    </w:lvl>
+    <w:lvl w:ilvl="1" w:tplc="0C070019" w:tentative="1">
+      <w:start w:val="1"/>
+      <w:numFmt w:val="lowerLetter"/>
+      <w:lvlText w:val="%2."/>
+      <w:lvlJc w:val="left"/>
+      <w:pPr>
+        <w:ind w:left="1440" w:hanging="360"/>
+      </w:pPr>
+    </w:lvl>
+    <w:lvl w:ilvl="2" w:tplc="0C07001B" w:tentative="1">
+      <w:start w:val="1"/>
+      <w:numFmt w:val="lowerRoman"/>
+      <w:lvlText w:val="%3."/>
+      <w:lvlJc w:val="right"/>
+      <w:pPr>
+        <w:ind w:left="2160" w:hanging="180"/>
+      </w:pPr>
+    </w:lvl>
+    <w:lvl w:ilvl="3" w:tplc="0C07000F" w:tentative="1">
+      <w:start w:val="1"/>
+      <w:numFmt w:val="decimal"/>
+      <w:lvlText w:val="%4."/>
+      <w:lvlJc w:val="left"/>
+      <w:pPr>
+        <w:ind w:left="2880" w:hanging="360"/>
+      </w:pPr>
+    </w:lvl>
+    <w:lvl w:ilvl="4" w:tplc="0C070019" w:tentative="1">
+      <w:start w:val="1"/>
+      <w:numFmt w:val="lowerLetter"/>
+      <w:lvlText w:val="%5."/>
+      <w:lvlJc w:val="left"/>
+      <w:pPr>
+        <w:ind w:left="3600" w:hanging="360"/>
+      </w:pPr>
+    </w:lvl>
+    <w:lvl w:ilvl="5" w:tplc="0C07001B" w:tentative="1">
+      <w:start w:val="1"/>
+      <w:numFmt w:val="lowerRoman"/>
+      <w:lvlText w:val="%6."/>
+      <w:lvlJc w:val="right"/>
+      <w:pPr>
+        <w:ind w:left="4320" w:hanging="180"/>
+      </w:pPr>
+    </w:lvl>
+    <w:lvl w:ilvl="6" w:tplc="0C07000F" w:tentative="1">
+      <w:start w:val="1"/>
+      <w:numFmt w:val="decimal"/>
+      <w:lvlText w:val="%7."/>
+      <w:lvlJc w:val="left"/>
+      <w:pPr>
+        <w:ind w:left="5040" w:hanging="360"/>
+      </w:pPr>
+    </w:lvl>
+    <w:lvl w:ilvl="7" w:tplc="0C070019" w:tentative="1">
+      <w:start w:val="1"/>
+      <w:numFmt w:val="lowerLetter"/>
+      <w:lvlText w:val="%8."/>
+      <w:lvlJc w:val="left"/>
+      <w:pPr>
+        <w:ind w:left="5760" w:hanging="360"/>
+      </w:pPr>
+    </w:lvl>
+    <w:lvl w:ilvl="8" w:tplc="0C07001B" w:tentative="1">
+      <w:start w:val="1"/>
+      <w:numFmt w:val="lowerRoman"/>
+      <w:lvlText w:val="%9."/>
+      <w:lvlJc w:val="right"/>
+      <w:pPr>
+        <w:ind w:left="6480" w:hanging="180"/>
+      </w:pPr>
+    </w:lvl>
+  </w:abstractNum>
+  <w:abstractNum w:abstractNumId="17" w15:restartNumberingAfterBreak="0">
     <w:nsid w:val="49312782"/>
     <w:multiLevelType w:val="multilevel"/>
     <w:tmpl w:val="D8283648"/>
@@ -7392,7 +7645,7 @@
       </w:rPr>
     </w:lvl>
   </w:abstractNum>
-  <w:abstractNum w:abstractNumId="17" w15:restartNumberingAfterBreak="0">
+  <w:abstractNum w:abstractNumId="18" w15:restartNumberingAfterBreak="0">
     <w:nsid w:val="54591048"/>
     <w:multiLevelType w:val="hybridMultilevel"/>
     <w:tmpl w:val="9E466F42"/>
@@ -7505,7 +7758,7 @@
       </w:rPr>
     </w:lvl>
   </w:abstractNum>
-  <w:abstractNum w:abstractNumId="18" w15:restartNumberingAfterBreak="0">
+  <w:abstractNum w:abstractNumId="19" w15:restartNumberingAfterBreak="0">
     <w:nsid w:val="5B632A19"/>
     <w:multiLevelType w:val="multilevel"/>
     <w:tmpl w:val="61E04042"/>
@@ -7654,7 +7907,7 @@
       </w:rPr>
     </w:lvl>
   </w:abstractNum>
-  <w:abstractNum w:abstractNumId="19" w15:restartNumberingAfterBreak="0">
+  <w:abstractNum w:abstractNumId="20" w15:restartNumberingAfterBreak="0">
     <w:nsid w:val="5FC67278"/>
     <w:multiLevelType w:val="multilevel"/>
     <w:tmpl w:val="5136E0F4"/>
@@ -7803,7 +8056,7 @@
       </w:rPr>
     </w:lvl>
   </w:abstractNum>
-  <w:abstractNum w:abstractNumId="20" w15:restartNumberingAfterBreak="0">
+  <w:abstractNum w:abstractNumId="21" w15:restartNumberingAfterBreak="0">
     <w:nsid w:val="60DA6200"/>
     <w:multiLevelType w:val="hybridMultilevel"/>
     <w:tmpl w:val="BA3E8670"/>
@@ -7916,7 +8169,7 @@
       </w:rPr>
     </w:lvl>
   </w:abstractNum>
-  <w:abstractNum w:abstractNumId="21" w15:restartNumberingAfterBreak="0">
+  <w:abstractNum w:abstractNumId="22" w15:restartNumberingAfterBreak="0">
     <w:nsid w:val="671F5B4F"/>
     <w:multiLevelType w:val="hybridMultilevel"/>
     <w:tmpl w:val="6164A164"/>
@@ -8029,7 +8282,7 @@
       </w:rPr>
     </w:lvl>
   </w:abstractNum>
-  <w:abstractNum w:abstractNumId="22" w15:restartNumberingAfterBreak="0">
+  <w:abstractNum w:abstractNumId="23" w15:restartNumberingAfterBreak="0">
     <w:nsid w:val="69873872"/>
     <w:multiLevelType w:val="hybridMultilevel"/>
     <w:tmpl w:val="6B5E9280"/>
@@ -8142,7 +8395,7 @@
       </w:rPr>
     </w:lvl>
   </w:abstractNum>
-  <w:abstractNum w:abstractNumId="23" w15:restartNumberingAfterBreak="0">
+  <w:abstractNum w:abstractNumId="24" w15:restartNumberingAfterBreak="0">
     <w:nsid w:val="6EAF0164"/>
     <w:multiLevelType w:val="hybridMultilevel"/>
     <w:tmpl w:val="361C565C"/>
@@ -8255,7 +8508,7 @@
       </w:rPr>
     </w:lvl>
   </w:abstractNum>
-  <w:abstractNum w:abstractNumId="24" w15:restartNumberingAfterBreak="0">
+  <w:abstractNum w:abstractNumId="25" w15:restartNumberingAfterBreak="0">
     <w:nsid w:val="700117D5"/>
     <w:multiLevelType w:val="multilevel"/>
     <w:tmpl w:val="E70EA46E"/>
@@ -8404,7 +8657,7 @@
       </w:rPr>
     </w:lvl>
   </w:abstractNum>
-  <w:abstractNum w:abstractNumId="25" w15:restartNumberingAfterBreak="0">
+  <w:abstractNum w:abstractNumId="26" w15:restartNumberingAfterBreak="0">
     <w:nsid w:val="700E1E8C"/>
     <w:multiLevelType w:val="multilevel"/>
     <w:tmpl w:val="1C483E48"/>
@@ -8553,7 +8806,7 @@
       </w:rPr>
     </w:lvl>
   </w:abstractNum>
-  <w:abstractNum w:abstractNumId="26" w15:restartNumberingAfterBreak="0">
+  <w:abstractNum w:abstractNumId="27" w15:restartNumberingAfterBreak="0">
     <w:nsid w:val="76C70B56"/>
     <w:multiLevelType w:val="hybridMultilevel"/>
     <w:tmpl w:val="55D416BA"/>
@@ -8665,7 +8918,7 @@
       </w:rPr>
     </w:lvl>
   </w:abstractNum>
-  <w:abstractNum w:abstractNumId="27" w15:restartNumberingAfterBreak="0">
+  <w:abstractNum w:abstractNumId="28" w15:restartNumberingAfterBreak="0">
     <w:nsid w:val="783D20E7"/>
     <w:multiLevelType w:val="hybridMultilevel"/>
     <w:tmpl w:val="1C22CAAA"/>
@@ -8778,7 +9031,7 @@
       </w:rPr>
     </w:lvl>
   </w:abstractNum>
-  <w:abstractNum w:abstractNumId="28" w15:restartNumberingAfterBreak="0">
+  <w:abstractNum w:abstractNumId="29" w15:restartNumberingAfterBreak="0">
     <w:nsid w:val="78786FF3"/>
     <w:multiLevelType w:val="hybridMultilevel"/>
     <w:tmpl w:val="19C62B82"/>
@@ -8891,7 +9144,7 @@
       </w:rPr>
     </w:lvl>
   </w:abstractNum>
-  <w:abstractNum w:abstractNumId="29" w15:restartNumberingAfterBreak="0">
+  <w:abstractNum w:abstractNumId="30" w15:restartNumberingAfterBreak="0">
     <w:nsid w:val="7FAD542B"/>
     <w:multiLevelType w:val="hybridMultilevel"/>
     <w:tmpl w:val="50E24174"/>
@@ -9005,16 +9258,16 @@
     </w:lvl>
   </w:abstractNum>
   <w:num w:numId="1" w16cid:durableId="1190412903">
-    <w:abstractNumId w:val="24"/>
+    <w:abstractNumId w:val="25"/>
   </w:num>
   <w:num w:numId="2" w16cid:durableId="1030453920">
     <w:abstractNumId w:val="12"/>
   </w:num>
   <w:num w:numId="3" w16cid:durableId="1335915405">
-    <w:abstractNumId w:val="19"/>
+    <w:abstractNumId w:val="20"/>
   </w:num>
   <w:num w:numId="4" w16cid:durableId="1072200157">
-    <w:abstractNumId w:val="18"/>
+    <w:abstractNumId w:val="19"/>
   </w:num>
   <w:num w:numId="5" w16cid:durableId="1877809886">
     <w:abstractNumId w:val="7"/>
@@ -9023,7 +9276,7 @@
     <w:abstractNumId w:val="14"/>
   </w:num>
   <w:num w:numId="7" w16cid:durableId="1600672824">
-    <w:abstractNumId w:val="25"/>
+    <w:abstractNumId w:val="26"/>
   </w:num>
   <w:num w:numId="8" w16cid:durableId="617030130">
     <w:abstractNumId w:val="9"/>
@@ -9041,28 +9294,28 @@
     <w:abstractNumId w:val="11"/>
   </w:num>
   <w:num w:numId="13" w16cid:durableId="2144537165">
-    <w:abstractNumId w:val="26"/>
+    <w:abstractNumId w:val="27"/>
   </w:num>
   <w:num w:numId="14" w16cid:durableId="858280242">
     <w:abstractNumId w:val="15"/>
   </w:num>
   <w:num w:numId="15" w16cid:durableId="812409429">
-    <w:abstractNumId w:val="29"/>
+    <w:abstractNumId w:val="30"/>
   </w:num>
   <w:num w:numId="16" w16cid:durableId="1639917292">
     <w:abstractNumId w:val="4"/>
   </w:num>
   <w:num w:numId="17" w16cid:durableId="1752697651">
-    <w:abstractNumId w:val="16"/>
+    <w:abstractNumId w:val="17"/>
   </w:num>
   <w:num w:numId="18" w16cid:durableId="665281461">
-    <w:abstractNumId w:val="17"/>
+    <w:abstractNumId w:val="18"/>
   </w:num>
   <w:num w:numId="19" w16cid:durableId="787093014">
     <w:abstractNumId w:val="1"/>
   </w:num>
   <w:num w:numId="20" w16cid:durableId="1965648452">
-    <w:abstractNumId w:val="23"/>
+    <w:abstractNumId w:val="24"/>
   </w:num>
   <w:num w:numId="21" w16cid:durableId="961573486">
     <w:abstractNumId w:val="2"/>
@@ -9071,16 +9324,16 @@
     <w:abstractNumId w:val="0"/>
   </w:num>
   <w:num w:numId="23" w16cid:durableId="546338009">
-    <w:abstractNumId w:val="21"/>
+    <w:abstractNumId w:val="22"/>
   </w:num>
   <w:num w:numId="24" w16cid:durableId="617444225">
-    <w:abstractNumId w:val="27"/>
+    <w:abstractNumId w:val="28"/>
   </w:num>
   <w:num w:numId="25" w16cid:durableId="1678118621">
-    <w:abstractNumId w:val="22"/>
+    <w:abstractNumId w:val="23"/>
   </w:num>
   <w:num w:numId="26" w16cid:durableId="469442074">
-    <w:abstractNumId w:val="28"/>
+    <w:abstractNumId w:val="29"/>
   </w:num>
   <w:num w:numId="27" w16cid:durableId="1394231491">
     <w:abstractNumId w:val="10"/>
@@ -9092,7 +9345,10 @@
     <w:abstractNumId w:val="6"/>
   </w:num>
   <w:num w:numId="30" w16cid:durableId="652954424">
-    <w:abstractNumId w:val="20"/>
+    <w:abstractNumId w:val="21"/>
+  </w:num>
+  <w:num w:numId="31" w16cid:durableId="1251620207">
+    <w:abstractNumId w:val="16"/>
   </w:num>
 </w:numbering>
 </file>
@@ -10169,6 +10425,72 @@
       <w:ind w:left="480"/>
     </w:pPr>
   </w:style>
+  <w:style w:type="character" w:styleId="Kommentarzeichen">
+    <w:name w:val="annotation reference"/>
+    <w:basedOn w:val="Absatz-Standardschriftart"/>
+    <w:uiPriority w:val="99"/>
+    <w:semiHidden/>
+    <w:unhideWhenUsed/>
+    <w:rsid w:val="002E76F4"/>
+    <w:rPr>
+      <w:sz w:val="16"/>
+      <w:szCs w:val="16"/>
+    </w:rPr>
+  </w:style>
+  <w:style w:type="paragraph" w:styleId="Kommentartext">
+    <w:name w:val="annotation text"/>
+    <w:basedOn w:val="Standard"/>
+    <w:link w:val="KommentartextZchn"/>
+    <w:uiPriority w:val="99"/>
+    <w:unhideWhenUsed/>
+    <w:rsid w:val="002E76F4"/>
+    <w:pPr>
+      <w:spacing w:line="240" w:lineRule="auto"/>
+    </w:pPr>
+    <w:rPr>
+      <w:sz w:val="20"/>
+      <w:szCs w:val="20"/>
+    </w:rPr>
+  </w:style>
+  <w:style w:type="character" w:customStyle="1" w:styleId="KommentartextZchn">
+    <w:name w:val="Kommentartext Zchn"/>
+    <w:basedOn w:val="Absatz-Standardschriftart"/>
+    <w:link w:val="Kommentartext"/>
+    <w:uiPriority w:val="99"/>
+    <w:rsid w:val="002E76F4"/>
+    <w:rPr>
+      <w:sz w:val="20"/>
+      <w:szCs w:val="20"/>
+    </w:rPr>
+  </w:style>
+  <w:style w:type="paragraph" w:styleId="Kommentarthema">
+    <w:name w:val="annotation subject"/>
+    <w:basedOn w:val="Kommentartext"/>
+    <w:next w:val="Kommentartext"/>
+    <w:link w:val="KommentarthemaZchn"/>
+    <w:uiPriority w:val="99"/>
+    <w:semiHidden/>
+    <w:unhideWhenUsed/>
+    <w:rsid w:val="002E76F4"/>
+    <w:rPr>
+      <w:b/>
+      <w:bCs/>
+    </w:rPr>
+  </w:style>
+  <w:style w:type="character" w:customStyle="1" w:styleId="KommentarthemaZchn">
+    <w:name w:val="Kommentarthema Zchn"/>
+    <w:basedOn w:val="KommentartextZchn"/>
+    <w:link w:val="Kommentarthema"/>
+    <w:uiPriority w:val="99"/>
+    <w:semiHidden/>
+    <w:rsid w:val="002E76F4"/>
+    <w:rPr>
+      <w:b/>
+      <w:bCs/>
+      <w:sz w:val="20"/>
+      <w:szCs w:val="20"/>
+    </w:rPr>
+  </w:style>
 </w:styles>
 </file>
 
